--- a/flow/20230914_vu_template/drafts/2024-04-g/23-ВТ-Юрія.docx
+++ b/flow/20230914_vu_template/drafts/2024-04-g/23-ВТ-Юрія.docx
@@ -8382,6 +8382,89 @@
     </w:p>
     <w:p>
       <w:pPr>
+        <w:pStyle w:val="a"/>
+      </w:pPr>
+      <w:r>
+        <w:rPr>
+          <w:rFonts w:ascii="Times New Roman" w:hAnsi="Times New Roman"/>
+          <w:i/>
+          <w:color w:val="FF0000"/>
+          <w:sz w:val="24"/>
+        </w:rPr>
+        <w:t>Тропар (г. 4):</w:t>
+      </w:r>
+      <w:r>
+        <w:rPr>
+          <w:rFonts w:ascii="Times New Roman" w:hAnsi="Times New Roman"/>
+          <w:sz w:val="24"/>
+        </w:rPr>
+        <w:t xml:space="preserve"> Подвигом добрим змагався ти, страстотерпцю Христовий, Юрію.* Вірою і мучителів виявив ти нечестя,* і як жертву благосприятливу, приніс ти себе Богові.* Тому й вінець перемоги прийняв ти* і молитвами твоїми, святий, ти всім подаєш прогрішень прощення.</w:t>
+      </w:r>
+    </w:p>
+    <w:p>
+      <w:pPr>
+        <w:pStyle w:val="a"/>
+      </w:pPr>
+      <w:r>
+        <w:rPr>
+          <w:rFonts w:ascii="Times New Roman" w:hAnsi="Times New Roman"/>
+          <w:b/>
+          <w:sz w:val="24"/>
+        </w:rPr>
+        <w:t xml:space="preserve">Слава, і нині: </w:t>
+      </w:r>
+      <w:r>
+        <w:rPr>
+          <w:rFonts w:ascii="Times New Roman" w:hAnsi="Times New Roman"/>
+          <w:i/>
+          <w:color w:val="FF0000"/>
+          <w:sz w:val="24"/>
+        </w:rPr>
+        <w:t xml:space="preserve">Богородичний (г. 4): </w:t>
+      </w:r>
+      <w:r>
+        <w:rPr>
+          <w:rFonts w:ascii="Times New Roman" w:hAnsi="Times New Roman"/>
+          <w:sz w:val="24"/>
+        </w:rPr>
+        <w:t xml:space="preserve">До Богородиці удаймося щиро ми, грішні і смиренні,* і </w:t>
+      </w:r>
+      <w:r>
+        <w:rPr>
+          <w:rFonts w:ascii="Times New Roman" w:hAnsi="Times New Roman"/>
+          <w:sz w:val="24"/>
+        </w:rPr>
+        <w:t>припадьмо</w:t>
+      </w:r>
+      <w:r>
+        <w:rPr>
+          <w:rFonts w:ascii="Times New Roman" w:hAnsi="Times New Roman"/>
+          <w:sz w:val="24"/>
+        </w:rPr>
+        <w:t xml:space="preserve"> в покаянні, з глибини душі кличучи:* Владичице, </w:t>
+      </w:r>
+      <w:r>
+        <w:rPr>
+          <w:rFonts w:ascii="Times New Roman" w:hAnsi="Times New Roman"/>
+          <w:sz w:val="24"/>
+        </w:rPr>
+        <w:t>поможи</w:t>
+      </w:r>
+      <w:r>
+        <w:rPr>
+          <w:rFonts w:ascii="Times New Roman" w:hAnsi="Times New Roman"/>
+          <w:sz w:val="24"/>
+        </w:rPr>
+        <w:t>, змилосердившись над нами,* поспіши, бо загибаємо від безлічі гріхів;* не відпусти слуг твоїх без нічого,* бо в тобі маємо єдину заступницю.</w:t>
+      </w:r>
+    </w:p>
+    <w:p>
+      <w:pPr>
+        <w:pStyle w:val="a"/>
+      </w:pPr>
+    </w:p>
+    <w:p>
+      <w:pPr>
         <w:pStyle w:val="Heading2"/>
         <w:spacing w:after="120" w:before="0" w:lineRule="auto"/>
         <w:jc w:val="center"/>
@@ -13359,6 +13442,61 @@
         </w:rPr>
         <w:t xml:space="preserve"> В переполовення празника спраглу душу мою благочестя напій водами,* до всіх бо, Спасе, закликав Ти:* Спраглий нехай гряде до мене і нехай п’є.* Джерело життя нашого, Христе Боже, слава Тобі.</w:t>
       </w:r>
+    </w:p>
+    <w:p>
+      <w:pPr>
+        <w:pStyle w:val="a"/>
+      </w:pPr>
+      <w:r>
+        <w:rPr>
+          <w:rFonts w:ascii="Times New Roman" w:hAnsi="Times New Roman"/>
+          <w:i/>
+          <w:color w:val="FF0000"/>
+          <w:sz w:val="24"/>
+        </w:rPr>
+        <w:t>Тропар (г. 4):</w:t>
+      </w:r>
+      <w:r>
+        <w:rPr>
+          <w:rFonts w:ascii="Times New Roman" w:hAnsi="Times New Roman"/>
+          <w:sz w:val="24"/>
+        </w:rPr>
+        <w:t xml:space="preserve"> Подвигом добрим змагався ти, страстотерпцю Христовий, Юрію.* Вірою і мучителів виявив ти нечестя,* і як жертву благосприятливу, приніс ти себе Богові.* Тому й вінець перемоги прийняв ти* і молитвами твоїми, святий, ти всім подаєш прогрішень прощення.</w:t>
+      </w:r>
+    </w:p>
+    <w:p>
+      <w:pPr>
+        <w:pStyle w:val="a"/>
+      </w:pPr>
+      <w:r>
+        <w:rPr>
+          <w:rFonts w:ascii="Times New Roman" w:hAnsi="Times New Roman"/>
+          <w:b/>
+          <w:sz w:val="24"/>
+        </w:rPr>
+        <w:t xml:space="preserve">Слава, і нині: </w:t>
+      </w:r>
+      <w:r>
+        <w:rPr>
+          <w:rFonts w:ascii="Times New Roman" w:hAnsi="Times New Roman"/>
+          <w:i/>
+          <w:color w:val="FF0000"/>
+          <w:sz w:val="24"/>
+        </w:rPr>
+        <w:t xml:space="preserve">Богородичний (г. 4): </w:t>
+      </w:r>
+      <w:r>
+        <w:rPr>
+          <w:rFonts w:ascii="Times New Roman" w:hAnsi="Times New Roman"/>
+          <w:sz w:val="24"/>
+        </w:rPr>
+        <w:t>Тебе величаємо, Богородице, кличучи:* Ти купина неопалима,* в якій Мойсей бачив полум'я – вогонь Божества.</w:t>
+      </w:r>
+    </w:p>
+    <w:p>
+      <w:pPr>
+        <w:pStyle w:val="a"/>
+      </w:pPr>
     </w:p>
     <w:p>
       <w:pPr>
